--- a/docs/从变化到万物_通俗导读.docx
+++ b/docs/从变化到万物_通俗导读.docx
@@ -1156,7 +1156,7 @@
           <w:rFonts w:ascii="Microsoft YaHei" w:hAnsi="Microsoft YaHei" w:eastAsia="Microsoft YaHei"/>
           <w:sz w:val="22"/>
         </w:rPr>
-        <w:t>他只是</w:t>
+        <w:t>如果我们换一种本体论视角，方程背后的物理图景可以是另一种样子：</w:t>
       </w:r>
       <w:r>
         <w:rPr>
@@ -1164,14 +1164,14 @@
           <w:b/>
           <w:sz w:val="22"/>
         </w:rPr>
-        <w:t>诠释错了</w:t>
-      </w:r>
-      <w:r>
-        <w:rPr>
-          <w:rFonts w:ascii="Microsoft YaHei" w:hAnsi="Microsoft YaHei" w:eastAsia="Microsoft YaHei"/>
-          <w:sz w:val="22"/>
-        </w:rPr>
-        <w:t>：他把"真空涨落的弯曲"误当成了"时空的弯曲"。方程是对的——描述的现象、给出的预言都正确；但方程背后的本体论——"有一个叫时空的东西被弯曲了"——是错的。</w:t>
+        <w:t>弯曲的其实是真空涨落。</w:t>
+      </w:r>
+      <w:r>
+        <w:rPr>
+          <w:rFonts w:ascii="Microsoft YaHei" w:hAnsi="Microsoft YaHei" w:eastAsia="Microsoft YaHei"/>
+          <w:sz w:val="22"/>
+        </w:rPr>
+        <w:t xml:space="preserve"> 不是说相对论不能用了——方程描述的现象、给出的预言仍然全部成立；而是说，我们对"弯曲"的根源有了新的理解：真正在"弯曲"的，是真空涨落的谱结构，而不是"时空"这个实体。</w:t>
       </w:r>
     </w:p>
     <w:p>
@@ -1183,7 +1183,7 @@
           <w:rFonts w:ascii="Microsoft YaHei" w:hAnsi="Microsoft YaHei" w:eastAsia="Microsoft YaHei"/>
           <w:sz w:val="22"/>
         </w:rPr>
-        <w:t>打个比方：你看到河面上有漩涡，于是说"河床在这里凹陷了"。可河床根本不存在，真正在变化的是水流本身。爱因斯坦的方程精确地描述了"漩涡"，却把"漩涡"归因于"河床凹陷"——归因错了。真正在"弯曲"、在"改变"的，是水流（真空涨落），不是河床（时空）。</w:t>
+        <w:t>打个比方：你看到河面上有漩涡，于是说"河床在这里凹陷了"。其实也可以这样看：河床根本不存在，真正在变化的是水流本身。爱因斯坦的方程精确地描述了"漩涡"，只是把它归因于了"河床凹陷"；而我们可以换一种归因——真正在"弯曲"、在"改变"的，是水流（真空涨落），不是河床（时空）。</w:t>
       </w:r>
     </w:p>
     <w:p>
